--- a/docs/lista_louvores/Textos_Louvores/EU TE EXALTAREI.docx
+++ b/docs/lista_louvores/Textos_Louvores/EU TE EXALTAREI.docx
@@ -4,7 +4,7 @@
   <w:body>
     <w:p>
       <w:pPr>
-        <w:pStyle w:val="SemEspaamento"/>
+        <w:pStyle w:val="Ttulo1"/>
       </w:pPr>
       <w:r>
         <w:t>EU TE EXALTAREI</w:t>
@@ -16,12 +16,14 @@
     <w:p>
       <w:pPr>
         <w:rPr>
+          <w:rFonts w:ascii="Times New Roman" w:hAnsi="Times New Roman"/>
           <w:bCs/>
         </w:rPr>
       </w:pPr>
       <w:proofErr w:type="spellStart"/>
       <w:r>
         <w:rPr>
+          <w:rFonts w:ascii="Times New Roman" w:hAnsi="Times New Roman"/>
           <w:bCs/>
         </w:rPr>
         <w:t>Ó</w:t>
@@ -29,12 +31,14 @@
       <w:proofErr w:type="spellEnd"/>
       <w:r>
         <w:rPr>
+          <w:rFonts w:ascii="Times New Roman" w:hAnsi="Times New Roman"/>
           <w:bCs/>
         </w:rPr>
         <w:t xml:space="preserve"> Senhor, hoje eu venho Te louvar,</w:t>
       </w:r>
       <w:r>
         <w:rPr>
+          <w:rFonts w:ascii="Times New Roman" w:hAnsi="Times New Roman"/>
           <w:bCs/>
         </w:rPr>
         <w:br/>
@@ -42,6 +46,7 @@
       </w:r>
       <w:r>
         <w:rPr>
+          <w:rFonts w:ascii="Times New Roman" w:hAnsi="Times New Roman"/>
           <w:bCs/>
         </w:rPr>
         <w:br/>
@@ -51,17 +56,20 @@
     <w:p>
       <w:pPr>
         <w:rPr>
+          <w:rFonts w:ascii="Times New Roman" w:hAnsi="Times New Roman"/>
           <w:bCs/>
         </w:rPr>
       </w:pPr>
       <w:r>
         <w:rPr>
+          <w:rFonts w:ascii="Times New Roman" w:hAnsi="Times New Roman"/>
           <w:bCs/>
         </w:rPr>
         <w:t>Tu és Santo, Soberano,</w:t>
       </w:r>
       <w:r>
         <w:rPr>
+          <w:rFonts w:ascii="Times New Roman" w:hAnsi="Times New Roman"/>
           <w:bCs/>
         </w:rPr>
         <w:br/>
@@ -69,6 +77,7 @@
       </w:r>
       <w:r>
         <w:rPr>
+          <w:rFonts w:ascii="Times New Roman" w:hAnsi="Times New Roman"/>
           <w:bCs/>
         </w:rPr>
         <w:br/>
@@ -76,6 +85,7 @@
       </w:r>
       <w:r>
         <w:rPr>
+          <w:rFonts w:ascii="Times New Roman" w:hAnsi="Times New Roman"/>
           <w:bCs/>
         </w:rPr>
         <w:br/>
@@ -85,17 +95,20 @@
     <w:p>
       <w:pPr>
         <w:rPr>
+          <w:rFonts w:ascii="Times New Roman" w:hAnsi="Times New Roman"/>
           <w:bCs/>
         </w:rPr>
       </w:pPr>
       <w:r>
         <w:rPr>
+          <w:rFonts w:ascii="Times New Roman" w:hAnsi="Times New Roman"/>
           <w:bCs/>
         </w:rPr>
         <w:t>Eu Te exaltarei,</w:t>
       </w:r>
       <w:r>
         <w:rPr>
+          <w:rFonts w:ascii="Times New Roman" w:hAnsi="Times New Roman"/>
           <w:bCs/>
         </w:rPr>
         <w:br/>
@@ -103,6 +116,7 @@
       </w:r>
       <w:r>
         <w:rPr>
+          <w:rFonts w:ascii="Times New Roman" w:hAnsi="Times New Roman"/>
           <w:bCs/>
         </w:rPr>
         <w:br/>
@@ -110,6 +124,7 @@
       </w:r>
       <w:r>
         <w:rPr>
+          <w:rFonts w:ascii="Times New Roman" w:hAnsi="Times New Roman"/>
           <w:bCs/>
         </w:rPr>
         <w:br/>
@@ -117,39 +132,48 @@
       </w:r>
       <w:r>
         <w:rPr>
+          <w:rFonts w:ascii="Times New Roman" w:hAnsi="Times New Roman"/>
           <w:bCs/>
         </w:rPr>
         <w:t xml:space="preserve"> </w:t>
       </w:r>
-      <w:proofErr w:type="gramStart"/>
-      <w:r>
-        <w:rPr>
+      <w:r>
+        <w:rPr>
+          <w:rFonts w:ascii="Times New Roman" w:hAnsi="Times New Roman"/>
           <w:b/>
         </w:rPr>
-        <w:t>[ 2</w:t>
-      </w:r>
-      <w:proofErr w:type="gramEnd"/>
-      <w:r>
-        <w:rPr>
-          <w:b/>
-        </w:rPr>
-        <w:t xml:space="preserve"> X]</w:t>
+        <w:t>[2 X]</w:t>
       </w:r>
     </w:p>
     <w:p>
       <w:pPr>
         <w:rPr>
+          <w:rFonts w:ascii="Times New Roman" w:hAnsi="Times New Roman"/>
           <w:b/>
         </w:rPr>
       </w:pPr>
       <w:r>
         <w:rPr>
+          <w:rFonts w:ascii="Times New Roman" w:hAnsi="Times New Roman"/>
           <w:b/>
         </w:rPr>
-        <w:t>[REPETE TODA]</w:t>
+        <w:t xml:space="preserve">[REPETE </w:t>
+      </w:r>
+      <w:r>
+        <w:rPr>
+          <w:rFonts w:ascii="Times New Roman" w:hAnsi="Times New Roman"/>
+          <w:b/>
+        </w:rPr>
+        <w:t>ACIMA</w:t>
+      </w:r>
+      <w:r>
+        <w:rPr>
+          <w:rFonts w:ascii="Times New Roman" w:hAnsi="Times New Roman"/>
+          <w:b/>
+        </w:rPr>
+        <w:t>]</w:t>
       </w:r>
     </w:p>
-    <w:p/>
     <w:sectPr>
       <w:pgSz w:w="11906" w:h="16838"/>
       <w:pgMar w:top="1417" w:right="1701" w:bottom="1417" w:left="1701" w:header="708" w:footer="708" w:gutter="0"/>
@@ -814,6 +838,7 @@
   <w:style w:type="character" w:default="1" w:styleId="Fontepargpadro">
     <w:name w:val="Default Paragraph Font"/>
     <w:uiPriority w:val="1"/>
+    <w:semiHidden/>
     <w:unhideWhenUsed/>
   </w:style>
   <w:style w:type="table" w:default="1" w:styleId="Tabelanormal">
